--- a/Documents/UserManual_Specification/Arbitrary Power Booster UMTS.docx
+++ b/Documents/UserManual_Specification/Arbitrary Power Booster UMTS.docx
@@ -2212,16 +2212,11 @@
               <w:t>Minor formatting</w:t>
             </w:r>
             <w:r>
-              <w:t>.  Thermal image clarification.  Some additional verbiage for clarity</w:t>
-            </w:r>
-            <w:proofErr w:type="gramStart"/>
-            <w:r>
-              <w:t>.</w:t>
+              <w:t>.  Thermal image clarification.  Some additional verbiage for clarity.</w:t>
             </w:r>
             <w:r>
               <w:t xml:space="preserve"> </w:t>
             </w:r>
-            <w:proofErr w:type="gramEnd"/>
           </w:p>
         </w:tc>
         <w:tc>
@@ -2252,15 +2247,7 @@
           </w:tcPr>
           <w:p>
             <w:r>
-              <w:t xml:space="preserve">Correction to </w:t>
-            </w:r>
-            <w:proofErr w:type="gramStart"/>
-            <w:r>
-              <w:t>accuracy</w:t>
-            </w:r>
-            <w:proofErr w:type="gramEnd"/>
-            <w:r>
-              <w:t xml:space="preserve"> statement</w:t>
+              <w:t>Correction to accuracy statement</w:t>
             </w:r>
           </w:p>
         </w:tc>
@@ -2317,8 +2304,8 @@
       <w:pPr>
         <w:pStyle w:val="Heading1"/>
       </w:pPr>
-      <w:bookmarkStart w:id="1" w:name="_Hlk199332212"/>
-      <w:bookmarkStart w:id="2" w:name="_Toc200172964"/>
+      <w:bookmarkStart w:id="1" w:name="_Toc200172964"/>
+      <w:bookmarkStart w:id="2" w:name="_Hlk199332212"/>
       <w:r>
         <w:lastRenderedPageBreak/>
         <w:t>INTRODUCTION</w:t>
@@ -2326,7 +2313,7 @@
       <w:r>
         <w:t>:</w:t>
       </w:r>
-      <w:bookmarkEnd w:id="2"/>
+      <w:bookmarkEnd w:id="1"/>
     </w:p>
     <w:p>
       <w:pPr>
@@ -2361,15 +2348,7 @@
         <w:t xml:space="preserve"> not</w:t>
       </w:r>
       <w:r>
-        <w:t xml:space="preserve"> live in isolation, and neither </w:t>
-      </w:r>
-      <w:proofErr w:type="gramStart"/>
-      <w:r>
-        <w:t>does</w:t>
-      </w:r>
-      <w:proofErr w:type="gramEnd"/>
-      <w:r>
-        <w:t xml:space="preserve"> its power source.  It receives power from a parent platform: a drone, a vehicle, </w:t>
+        <w:t xml:space="preserve"> live in isolation, and neither does its power source.  It receives power from a parent platform: a drone, a vehicle, </w:t>
       </w:r>
       <w:r>
         <w:t>modular device</w:t>
@@ -2378,15 +2357,7 @@
         <w:t>, or trailer</w:t>
       </w:r>
       <w:r>
-        <w:t xml:space="preserve">.  While you may have scoped the rails for ripple and noise, what you are </w:t>
-      </w:r>
-      <w:proofErr w:type="gramStart"/>
-      <w:r>
-        <w:t>really up</w:t>
-      </w:r>
-      <w:proofErr w:type="gramEnd"/>
-      <w:r>
-        <w:t xml:space="preserve"> against is something </w:t>
+        <w:t xml:space="preserve">.  While you may have scoped the rails for ripple and noise, what you are really up against is something </w:t>
       </w:r>
       <w:r>
         <w:t xml:space="preserve">much </w:t>
@@ -2469,15 +2440,7 @@
         <w:t xml:space="preserve"> reason</w:t>
       </w:r>
       <w:r>
-        <w:t xml:space="preserve"> </w:t>
-      </w:r>
-      <w:proofErr w:type="gramStart"/>
-      <w:r>
-        <w:t>your</w:t>
-      </w:r>
-      <w:proofErr w:type="gramEnd"/>
-      <w:r>
-        <w:t xml:space="preserve"> device </w:t>
+        <w:t xml:space="preserve"> your device </w:t>
       </w:r>
       <w:r>
         <w:t xml:space="preserve">does not operate optimally.  This supply rail issue </w:t>
@@ -2531,13 +2494,8 @@
         <w:t>outside</w:t>
       </w:r>
       <w:r>
-        <w:t xml:space="preserve"> </w:t>
-      </w:r>
-      <w:proofErr w:type="gramStart"/>
-      <w:r>
-        <w:t>specification</w:t>
-      </w:r>
-      <w:proofErr w:type="gramEnd"/>
+        <w:t xml:space="preserve"> specification</w:t>
+      </w:r>
     </w:p>
     <w:p>
       <w:pPr>
@@ -2549,13 +2507,8 @@
         <w:jc w:val="both"/>
       </w:pPr>
       <w:r>
-        <w:t xml:space="preserve">Improper charging or failure to </w:t>
-      </w:r>
-      <w:proofErr w:type="gramStart"/>
-      <w:r>
-        <w:t>charge</w:t>
-      </w:r>
-      <w:proofErr w:type="gramEnd"/>
+        <w:t>Improper charging or failure to charge</w:t>
+      </w:r>
     </w:p>
     <w:p>
       <w:pPr>
@@ -2746,13 +2699,8 @@
         <w:t xml:space="preserve">.  You replicate </w:t>
       </w:r>
       <w:r>
-        <w:t xml:space="preserve">the exact issue the system imposes on </w:t>
-      </w:r>
-      <w:proofErr w:type="gramStart"/>
-      <w:r>
-        <w:t>the DUT</w:t>
-      </w:r>
-      <w:proofErr w:type="gramEnd"/>
+        <w:t>the exact issue the system imposes on the DUT</w:t>
+      </w:r>
       <w:r>
         <w:t xml:space="preserve">.  </w:t>
       </w:r>
@@ -2912,23 +2860,7 @@
         <w:t>?  B</w:t>
       </w:r>
       <w:r>
-        <w:t xml:space="preserve">ecause we are not trying to reinvent the </w:t>
-      </w:r>
-      <w:proofErr w:type="gramStart"/>
-      <w:r>
-        <w:t>wheel, but</w:t>
-      </w:r>
-      <w:proofErr w:type="gramEnd"/>
-      <w:r>
-        <w:t xml:space="preserve"> solve a real problem in a real way.  The AWG is already on your desk.  AWGs </w:t>
-      </w:r>
-      <w:proofErr w:type="gramStart"/>
-      <w:r>
-        <w:t>have the ability to</w:t>
-      </w:r>
-      <w:proofErr w:type="gramEnd"/>
-      <w:r>
-        <w:t xml:space="preserve"> accept and output raw data oscilloscope captures, </w:t>
+        <w:t xml:space="preserve">ecause we are not trying to reinvent the wheel, but solve a real problem in a real way.  The AWG is already on your desk.  AWGs have the ability to accept and output raw data oscilloscope captures, </w:t>
       </w:r>
       <w:r>
         <w:t xml:space="preserve">complex </w:t>
@@ -2967,15 +2899,7 @@
         <w:jc w:val="both"/>
       </w:pPr>
       <w:r>
-        <w:t>At its core, the Arb Power Booster enables remote, scriptable, and repeatable testing with real load conditions</w:t>
-      </w:r>
-      <w:proofErr w:type="gramStart"/>
-      <w:r>
-        <w:t xml:space="preserve">. </w:t>
-      </w:r>
-      <w:proofErr w:type="gramEnd"/>
-      <w:r>
-        <w:t xml:space="preserve">Its firmware integrates </w:t>
+        <w:t xml:space="preserve">At its core, the Arb Power Booster enables remote, scriptable, and repeatable testing with real load conditions. Its firmware integrates </w:t>
       </w:r>
       <w:r>
         <w:t>a</w:t>
@@ -3201,13 +3125,8 @@
         <w:jc w:val="both"/>
       </w:pPr>
       <w:r>
-        <w:t xml:space="preserve">Fault supply rail </w:t>
-      </w:r>
-      <w:proofErr w:type="gramStart"/>
-      <w:r>
-        <w:t>disconnect</w:t>
-      </w:r>
-      <w:proofErr w:type="gramEnd"/>
+        <w:t>Fault supply rail disconnect</w:t>
+      </w:r>
     </w:p>
     <w:p>
       <w:pPr>
@@ -3279,13 +3198,8 @@
         <w:jc w:val="both"/>
       </w:pPr>
       <w:r>
-        <w:t xml:space="preserve">ARM Cortex M7 </w:t>
-      </w:r>
-      <w:proofErr w:type="gramStart"/>
-      <w:r>
-        <w:t>200MHz</w:t>
-      </w:r>
-      <w:proofErr w:type="gramEnd"/>
+        <w:t>ARM Cortex M7 200MHz</w:t>
+      </w:r>
     </w:p>
     <w:p>
       <w:pPr>
@@ -3378,13 +3292,8 @@
         <w:jc w:val="both"/>
       </w:pPr>
       <w:r>
-        <w:t xml:space="preserve">Supply rail </w:t>
-      </w:r>
-      <w:proofErr w:type="gramStart"/>
-      <w:r>
-        <w:t>hardening</w:t>
-      </w:r>
-      <w:proofErr w:type="gramEnd"/>
+        <w:t>Supply rail hardening</w:t>
+      </w:r>
     </w:p>
     <w:p>
       <w:pPr>
@@ -3396,15 +3305,7 @@
         <w:jc w:val="both"/>
       </w:pPr>
       <w:r>
-        <w:t xml:space="preserve">Debug Test Develop and Deploy from </w:t>
-      </w:r>
-      <w:proofErr w:type="gramStart"/>
-      <w:r>
-        <w:t>anywhere</w:t>
-      </w:r>
-      <w:proofErr w:type="gramEnd"/>
-      <w:r>
-        <w:t xml:space="preserve"> </w:t>
+        <w:t xml:space="preserve">Debug Test Develop and Deploy from anywhere </w:t>
       </w:r>
     </w:p>
     <w:p>
@@ -3718,15 +3619,7 @@
         <w:jc w:val="both"/>
       </w:pPr>
       <w:r>
-        <w:t xml:space="preserve">Prompted by POR (Power </w:t>
-      </w:r>
-      <w:proofErr w:type="gramStart"/>
-      <w:r>
-        <w:t>On</w:t>
-      </w:r>
-      <w:proofErr w:type="gramEnd"/>
-      <w:r>
-        <w:t xml:space="preserve"> Reset) the device is operational with the display of the introduction / splash screen.  Following the introduction screen a test of the system parameters to include:</w:t>
+        <w:t>Prompted by POR (Power On Reset) the device is operational with the display of the introduction / splash screen.  Following the introduction screen a test of the system parameters to include:</w:t>
       </w:r>
     </w:p>
     <w:p>
@@ -3964,13 +3857,8 @@
         <w:jc w:val="both"/>
       </w:pPr>
       <w:r>
-        <w:t xml:space="preserve">The far-left button controls the </w:t>
-      </w:r>
-      <w:proofErr w:type="gramStart"/>
-      <w:r>
-        <w:t>input impedance</w:t>
-      </w:r>
-      <w:proofErr w:type="gramEnd"/>
+        <w:t>The far-left button controls the input impedance</w:t>
+      </w:r>
       <w:r>
         <w:t>.  I</w:t>
       </w:r>
@@ -3987,15 +3875,7 @@
         <w:t>s</w:t>
       </w:r>
       <w:r>
-        <w:t xml:space="preserve"> </w:t>
-      </w:r>
-      <w:proofErr w:type="gramStart"/>
-      <w:r>
-        <w:t>the input</w:t>
-      </w:r>
-      <w:proofErr w:type="gramEnd"/>
-      <w:r>
-        <w:t xml:space="preserve"> impedance </w:t>
+        <w:t xml:space="preserve"> the input impedance </w:t>
       </w:r>
       <w:r>
         <w:t>to the AWG output</w:t>
@@ -4024,13 +3904,8 @@
         <w:t>launch</w:t>
       </w:r>
       <w:r>
-        <w:t xml:space="preserve"> the set limits </w:t>
-      </w:r>
-      <w:proofErr w:type="gramStart"/>
-      <w:r>
-        <w:t>screen</w:t>
-      </w:r>
-      <w:proofErr w:type="gramEnd"/>
+        <w:t xml:space="preserve"> the set limits screen</w:t>
+      </w:r>
     </w:p>
     <w:p>
       <w:pPr>
@@ -4107,21 +3982,8 @@
         <w:t xml:space="preserve">The gear is the system status indicator.  If green (as shown) </w:t>
       </w:r>
       <w:r>
-        <w:t xml:space="preserve">it indicates all system parameters are within the specified tolerances.  If highlighted by a red </w:t>
-      </w:r>
-      <w:proofErr w:type="gramStart"/>
-      <w:r>
-        <w:t>box</w:t>
-      </w:r>
-      <w:proofErr w:type="gramEnd"/>
-      <w:r>
-        <w:t xml:space="preserve"> then one or more system parameters are outside the specified </w:t>
-      </w:r>
-      <w:proofErr w:type="gramStart"/>
-      <w:r>
-        <w:t>tolerances</w:t>
-      </w:r>
-      <w:proofErr w:type="gramEnd"/>
+        <w:t>it indicates all system parameters are within the specified tolerances.  If highlighted by a red box then one or more system parameters are outside the specified tolerances</w:t>
+      </w:r>
       <w:r>
         <w:t xml:space="preserve"> and a system status correction is given.  </w:t>
       </w:r>
@@ -4341,15 +4203,7 @@
         <w:t xml:space="preserve"> selection each measure can be incremented up or down via the up / down controls.</w:t>
       </w:r>
       <w:r>
-        <w:t xml:space="preserve">  Note the current limit </w:t>
-      </w:r>
-      <w:proofErr w:type="gramStart"/>
-      <w:r>
-        <w:t>can not</w:t>
-      </w:r>
-      <w:proofErr w:type="gramEnd"/>
-      <w:r>
-        <w:t xml:space="preserve"> be changed unless Enable Limit is selected.</w:t>
+        <w:t xml:space="preserve">  Note the current limit can not be changed unless Enable Limit is selected.</w:t>
       </w:r>
     </w:p>
     <w:p>
@@ -4369,13 +4223,8 @@
         <w:t>Check box, when checked CC mode is enabled via PID control</w:t>
       </w:r>
       <w:r>
-        <w:t xml:space="preserve"> to the current </w:t>
-      </w:r>
-      <w:proofErr w:type="gramStart"/>
-      <w:r>
-        <w:t>limit</w:t>
-      </w:r>
-      <w:proofErr w:type="gramEnd"/>
+        <w:t xml:space="preserve"> to the current limit</w:t>
+      </w:r>
     </w:p>
     <w:p>
       <w:pPr>
@@ -8709,7 +8558,6 @@
               <w:t xml:space="preserve">     </w:t>
             </w:r>
             <w:proofErr w:type="spellStart"/>
-            <w:proofErr w:type="gramStart"/>
             <w:r>
               <w:rPr>
                 <w:rFonts w:cs="Arial"/>
@@ -8719,7 +8567,6 @@
               <w:t>Iout</w:t>
             </w:r>
             <w:proofErr w:type="spellEnd"/>
-            <w:proofErr w:type="gramEnd"/>
             <w:r>
               <w:rPr>
                 <w:rFonts w:cs="Arial"/>
@@ -10695,18 +10542,8 @@
           <w:sz w:val="16"/>
           <w:szCs w:val="16"/>
         </w:rPr>
-        <w:t xml:space="preserve"> gain decreasing occurring at 0.9961V/V and the last at incremental step at 0.0039V/</w:t>
-      </w:r>
-      <w:proofErr w:type="gramStart"/>
-      <w:r>
-        <w:rPr>
-          <w:rFonts w:cs="Arial"/>
-          <w:sz w:val="16"/>
-          <w:szCs w:val="16"/>
-        </w:rPr>
-        <w:t>V</w:t>
-      </w:r>
-      <w:proofErr w:type="gramEnd"/>
+        <w:t xml:space="preserve"> gain decreasing occurring at 0.9961V/V and the last at incremental step at 0.0039V/V</w:t>
+      </w:r>
     </w:p>
     <w:p>
       <w:pPr>
@@ -10890,7 +10727,7 @@
           <w:noProof/>
         </w:rPr>
         <w:drawing>
-          <wp:inline distT="0" distB="0" distL="0" distR="0" wp14:anchorId="11C08501" wp14:editId="050E793E">
+          <wp:inline distT="0" distB="0" distL="0" distR="0" wp14:anchorId="11C08501" wp14:editId="19A2C39A">
             <wp:extent cx="3657600" cy="2743200"/>
             <wp:effectExtent l="0" t="0" r="0" b="0"/>
             <wp:docPr id="183081066" name="Picture 11"/>
@@ -10956,23 +10793,7 @@
           <w:sz w:val="16"/>
           <w:szCs w:val="16"/>
         </w:rPr>
-        <w:t xml:space="preserve">As measured at POR (Power </w:t>
-      </w:r>
-      <w:proofErr w:type="gramStart"/>
-      <w:r>
-        <w:rPr>
-          <w:sz w:val="16"/>
-          <w:szCs w:val="16"/>
-        </w:rPr>
-        <w:t>On</w:t>
-      </w:r>
-      <w:proofErr w:type="gramEnd"/>
-      <w:r>
-        <w:rPr>
-          <w:sz w:val="16"/>
-          <w:szCs w:val="16"/>
-        </w:rPr>
-        <w:t xml:space="preserve"> Reset)</w:t>
+        <w:t>As measured at POR (Power On Reset)</w:t>
       </w:r>
     </w:p>
     <w:p>
@@ -11007,7 +10828,7 @@
           <w:noProof/>
         </w:rPr>
         <w:drawing>
-          <wp:inline distT="0" distB="0" distL="0" distR="0" wp14:anchorId="748AB590" wp14:editId="66F94D11">
+          <wp:inline distT="0" distB="0" distL="0" distR="0" wp14:anchorId="748AB590" wp14:editId="1AC52ED8">
             <wp:extent cx="3657600" cy="2743200"/>
             <wp:effectExtent l="0" t="0" r="0" b="0"/>
             <wp:docPr id="700508492" name="Picture 12"/>
@@ -11073,23 +10894,7 @@
           <w:sz w:val="16"/>
           <w:szCs w:val="16"/>
         </w:rPr>
-        <w:t xml:space="preserve">As measured at POR (Power </w:t>
-      </w:r>
-      <w:proofErr w:type="gramStart"/>
-      <w:r>
-        <w:rPr>
-          <w:sz w:val="16"/>
-          <w:szCs w:val="16"/>
-        </w:rPr>
-        <w:t>On</w:t>
-      </w:r>
-      <w:proofErr w:type="gramEnd"/>
-      <w:r>
-        <w:rPr>
-          <w:sz w:val="16"/>
-          <w:szCs w:val="16"/>
-        </w:rPr>
-        <w:t xml:space="preserve"> Reset)</w:t>
+        <w:t>As measured at POR (Power On Reset)</w:t>
       </w:r>
     </w:p>
     <w:p>
@@ -11155,7 +10960,7 @@
           <w:noProof/>
         </w:rPr>
         <w:drawing>
-          <wp:inline distT="0" distB="0" distL="0" distR="0" wp14:anchorId="5CDE1316" wp14:editId="68F054FD">
+          <wp:inline distT="0" distB="0" distL="0" distR="0" wp14:anchorId="5CDE1316" wp14:editId="6FFB67AC">
             <wp:extent cx="3657600" cy="2743200"/>
             <wp:effectExtent l="0" t="0" r="0" b="0"/>
             <wp:docPr id="149713584" name="Picture 13" descr="A screen shot of a computer&#10;&#10;AI-generated content may be incorrect."/>
@@ -11247,13 +11052,8 @@
     </w:p>
     <w:p>
       <w:r>
-        <w:t xml:space="preserve">Input Output Response 5KHz to 8Ω </w:t>
-      </w:r>
-      <w:proofErr w:type="gramStart"/>
-      <w:r>
-        <w:t>Load</w:t>
-      </w:r>
-      <w:proofErr w:type="gramEnd"/>
+        <w:t>Input Output Response 5KHz to 8Ω Load</w:t>
+      </w:r>
     </w:p>
     <w:p>
       <w:r>
@@ -11261,7 +11061,7 @@
           <w:noProof/>
         </w:rPr>
         <w:drawing>
-          <wp:inline distT="0" distB="0" distL="0" distR="0" wp14:anchorId="59723841" wp14:editId="33E81166">
+          <wp:inline distT="0" distB="0" distL="0" distR="0" wp14:anchorId="59723841" wp14:editId="04774E16">
             <wp:extent cx="3657600" cy="2743200"/>
             <wp:effectExtent l="0" t="0" r="0" b="0"/>
             <wp:docPr id="72049690" name="Picture 14"/>
@@ -11363,7 +11163,6 @@
         </w:rPr>
       </w:pPr>
       <w:proofErr w:type="spellStart"/>
-      <w:proofErr w:type="gramStart"/>
       <w:r>
         <w:rPr>
           <w:sz w:val="16"/>
@@ -11372,7 +11171,6 @@
         <w:t>Iout</w:t>
       </w:r>
       <w:proofErr w:type="spellEnd"/>
-      <w:proofErr w:type="gramEnd"/>
       <w:r>
         <w:rPr>
           <w:sz w:val="16"/>
@@ -11468,7 +11266,7 @@
           <w:szCs w:val="16"/>
         </w:rPr>
         <w:drawing>
-          <wp:inline distT="0" distB="0" distL="0" distR="0" wp14:anchorId="4E3BC37E" wp14:editId="0A713417">
+          <wp:inline distT="0" distB="0" distL="0" distR="0" wp14:anchorId="4E3BC37E" wp14:editId="67640DEE">
             <wp:extent cx="3657600" cy="2743200"/>
             <wp:effectExtent l="0" t="0" r="0" b="0"/>
             <wp:docPr id="317200079" name="Picture 17"/>
@@ -11583,17 +11381,8 @@
           <w:sz w:val="16"/>
           <w:szCs w:val="16"/>
         </w:rPr>
-        <w:t xml:space="preserve"> adjusted based on CC PID to match limit set point of </w:t>
-      </w:r>
-      <w:proofErr w:type="gramStart"/>
-      <w:r>
-        <w:rPr>
-          <w:sz w:val="16"/>
-          <w:szCs w:val="16"/>
-        </w:rPr>
-        <w:t>500mA</w:t>
-      </w:r>
-      <w:proofErr w:type="gramEnd"/>
+        <w:t xml:space="preserve"> adjusted based on CC PID to match limit set point of 500mA</w:t>
+      </w:r>
     </w:p>
     <w:p>
       <w:pPr>
@@ -11712,23 +11501,7 @@
           <w:sz w:val="16"/>
           <w:szCs w:val="16"/>
         </w:rPr>
-        <w:t xml:space="preserve">CC mode </w:t>
-      </w:r>
-      <w:proofErr w:type="gramStart"/>
-      <w:r>
-        <w:rPr>
-          <w:sz w:val="16"/>
-          <w:szCs w:val="16"/>
-        </w:rPr>
-        <w:t>disable</w:t>
-      </w:r>
-      <w:proofErr w:type="gramEnd"/>
-      <w:r>
-        <w:rPr>
-          <w:sz w:val="16"/>
-          <w:szCs w:val="16"/>
-        </w:rPr>
-        <w:t xml:space="preserve"> (150ms)</w:t>
+        <w:t>CC mode disable (150ms)</w:t>
       </w:r>
     </w:p>
     <w:p>
@@ -11872,17 +11645,8 @@
           <w:sz w:val="16"/>
           <w:szCs w:val="16"/>
         </w:rPr>
-        <w:t xml:space="preserve">100W resistor load not </w:t>
-      </w:r>
-      <w:proofErr w:type="gramStart"/>
-      <w:r>
-        <w:rPr>
-          <w:sz w:val="16"/>
-          <w:szCs w:val="16"/>
-        </w:rPr>
-        <w:t>shown</w:t>
-      </w:r>
-      <w:proofErr w:type="gramEnd"/>
+        <w:t>100W resistor load not shown</w:t>
+      </w:r>
     </w:p>
     <w:p>
       <w:pPr>
@@ -12076,17 +11840,8 @@
           <w:sz w:val="16"/>
           <w:szCs w:val="16"/>
         </w:rPr>
-        <w:t xml:space="preserve">PCB PLATED TO </w:t>
-      </w:r>
-      <w:proofErr w:type="gramStart"/>
-      <w:r>
-        <w:rPr>
-          <w:sz w:val="16"/>
-          <w:szCs w:val="16"/>
-        </w:rPr>
-        <w:t>1Oz</w:t>
-      </w:r>
-      <w:proofErr w:type="gramEnd"/>
+        <w:t>PCB PLATED TO 1Oz</w:t>
+      </w:r>
     </w:p>
     <w:p>
       <w:pPr>
@@ -12163,62 +11918,60 @@
           <w:rFonts w:cs="Arial"/>
           <w:i/>
         </w:rPr>
-        <w:t xml:space="preserve">To the keeper of me, my beloved wife, I share everything with you.  You are my strength in weakness, clarity in uncertainty and applause in victory.  I accomplish nothing without your support, nor is </w:t>
-      </w:r>
-      <w:proofErr w:type="gramStart"/>
-      <w:r>
+        <w:t>To the keeper of me, my beloved wife, I share everything with you.  You are my strength in weakness, clarity in uncertainty and applause in victory.  I accomplish nothing without your support, nor is anything of worth unless I can share it with you.  I love you.</w:t>
+      </w:r>
+    </w:p>
+    <w:p>
+      <w:pPr>
+        <w:jc w:val="both"/>
         <w:rPr>
           <w:rFonts w:cs="Arial"/>
           <w:i/>
         </w:rPr>
-        <w:t>anything of worth unless</w:t>
-      </w:r>
-      <w:proofErr w:type="gramEnd"/>
-      <w:r>
+      </w:pPr>
+    </w:p>
+    <w:p>
+      <w:pPr>
+        <w:jc w:val="both"/>
         <w:rPr>
           <w:rFonts w:cs="Arial"/>
           <w:i/>
         </w:rPr>
-        <w:t xml:space="preserve"> I can share it with you.  I love you.</w:t>
-      </w:r>
-    </w:p>
-    <w:p>
-      <w:pPr>
-        <w:jc w:val="both"/>
+      </w:pPr>
+      <w:r>
         <w:rPr>
           <w:rFonts w:cs="Arial"/>
           <w:i/>
         </w:rPr>
-      </w:pPr>
-    </w:p>
-    <w:p>
-      <w:pPr>
-        <w:jc w:val="both"/>
+        <w:t xml:space="preserve">To my daughter Christina, </w:t>
+      </w:r>
+      <w:r>
         <w:rPr>
           <w:rFonts w:cs="Arial"/>
           <w:i/>
         </w:rPr>
-      </w:pPr>
+        <w:t xml:space="preserve">my first born, </w:t>
+      </w:r>
       <w:r>
         <w:rPr>
           <w:rFonts w:cs="Arial"/>
           <w:i/>
         </w:rPr>
-        <w:t>To my daughter Christina, we have had our challenges.  In part, and in this, I</w:t>
+        <w:t xml:space="preserve">we have </w:t>
       </w:r>
       <w:r>
         <w:rPr>
           <w:rFonts w:cs="Arial"/>
           <w:i/>
         </w:rPr>
-        <w:t xml:space="preserve"> hope one day in you the understanding</w:t>
+        <w:t xml:space="preserve">matured and grown together.  You are wonderful in spirit, a lover of children, and you put your heart into everything you do.  </w:t>
       </w:r>
       <w:r>
         <w:rPr>
           <w:rFonts w:cs="Arial"/>
           <w:i/>
         </w:rPr>
-        <w:t xml:space="preserve"> of what I have been trying to say.  Love is what you do.  You </w:t>
+        <w:t xml:space="preserve">Love is what you do.  You </w:t>
       </w:r>
       <w:r>
         <w:rPr>
@@ -12232,48 +11985,46 @@
           <w:rFonts w:cs="Arial"/>
           <w:i/>
         </w:rPr>
-        <w:t xml:space="preserve"> add to your gifts hard work and the world is yours.    </w:t>
-      </w:r>
-    </w:p>
-    <w:p>
-      <w:pPr>
-        <w:jc w:val="both"/>
+        <w:t xml:space="preserve"> add to your gifts </w:t>
+      </w:r>
+      <w:r>
         <w:rPr>
           <w:rFonts w:cs="Arial"/>
           <w:i/>
         </w:rPr>
-      </w:pPr>
-    </w:p>
-    <w:p>
-      <w:pPr>
-        <w:jc w:val="both"/>
+        <w:t xml:space="preserve">temperament and discernment </w:t>
+      </w:r>
+      <w:r>
         <w:rPr>
           <w:rFonts w:cs="Arial"/>
           <w:i/>
         </w:rPr>
-      </w:pPr>
-      <w:r>
+        <w:t xml:space="preserve">and the world is yours.    </w:t>
+      </w:r>
+    </w:p>
+    <w:p>
+      <w:pPr>
+        <w:jc w:val="both"/>
         <w:rPr>
           <w:rFonts w:cs="Arial"/>
           <w:i/>
         </w:rPr>
-        <w:t xml:space="preserve">To my daughter Faith, the Humanitarian, </w:t>
-      </w:r>
-      <w:proofErr w:type="gramStart"/>
-      <w:r>
+      </w:pPr>
+    </w:p>
+    <w:p>
+      <w:pPr>
+        <w:jc w:val="both"/>
         <w:rPr>
           <w:rFonts w:cs="Arial"/>
           <w:i/>
         </w:rPr>
-        <w:t>it is clear that you</w:t>
-      </w:r>
-      <w:proofErr w:type="gramEnd"/>
+      </w:pPr>
       <w:r>
         <w:rPr>
           <w:rFonts w:cs="Arial"/>
           <w:i/>
         </w:rPr>
-        <w:t xml:space="preserve"> belong to the goodness of this world.  You must remember that true greatness is only realized through service and that there are many ways to serve.  Therein will be your pursuit – run to catch it.  I hope I have shown you how to run.</w:t>
+        <w:t>To my daughter Faith, the Humanitarian, it is clear that you belong to the goodness of this world.  You must remember that true greatness is only realized through service and that there are many ways to serve.  Therein will be your pursuit – run to catch it.  I hope I have shown you how to run.</w:t>
       </w:r>
     </w:p>
     <w:p>
@@ -12298,80 +12049,64 @@
           <w:rFonts w:cs="Arial"/>
           <w:i/>
         </w:rPr>
-        <w:t xml:space="preserve">To my daughter Trinity, the scientist, there is a clarity in the way you speak and think, in your questions and answers.  You are to add to the scientific collective.  Of the three, you are most like me.  Don’t be afraid, nor ashamed of whom you </w:t>
-      </w:r>
-      <w:proofErr w:type="gramStart"/>
-      <w:r>
+        <w:t>To my daughter Trinity, the scientist, there is a clarity in the way you speak and think, in your questions and answers.  You are to add to the scientific collective.  Of the three, you are most like me.  Don’t be afraid, nor ashamed of whom you are; accept it, and work hard to be.</w:t>
+      </w:r>
+    </w:p>
+    <w:p>
+      <w:pPr>
+        <w:jc w:val="both"/>
         <w:rPr>
           <w:rFonts w:cs="Arial"/>
           <w:i/>
         </w:rPr>
-        <w:t>are;</w:t>
-      </w:r>
-      <w:proofErr w:type="gramEnd"/>
-      <w:r>
+      </w:pPr>
+    </w:p>
+    <w:p>
+      <w:pPr>
+        <w:jc w:val="both"/>
         <w:rPr>
           <w:rFonts w:cs="Arial"/>
           <w:i/>
         </w:rPr>
-        <w:t xml:space="preserve"> accept it, and work hard to be.</w:t>
-      </w:r>
-    </w:p>
-    <w:p>
-      <w:pPr>
-        <w:jc w:val="both"/>
+      </w:pPr>
+      <w:r>
         <w:rPr>
           <w:rFonts w:cs="Arial"/>
           <w:i/>
         </w:rPr>
-      </w:pPr>
-    </w:p>
-    <w:p>
-      <w:pPr>
-        <w:jc w:val="both"/>
+        <w:t xml:space="preserve">To God Almighty, it is you that have made me, and not me myself – </w:t>
+      </w:r>
+      <w:r>
         <w:rPr>
           <w:rFonts w:cs="Arial"/>
           <w:i/>
         </w:rPr>
-      </w:pPr>
+        <w:t>thank you for the</w:t>
+      </w:r>
       <w:r>
         <w:rPr>
           <w:rFonts w:cs="Arial"/>
           <w:i/>
         </w:rPr>
-        <w:t xml:space="preserve">To God Almighty, it is you that have made me, and not me myself – </w:t>
+        <w:t xml:space="preserve"> many blessings, may I be a better servant</w:t>
       </w:r>
       <w:r>
         <w:rPr>
           <w:rFonts w:cs="Arial"/>
           <w:i/>
         </w:rPr>
-        <w:t>thank you for the</w:t>
+        <w:t xml:space="preserve"> and steward</w:t>
       </w:r>
       <w:r>
         <w:rPr>
           <w:rFonts w:cs="Arial"/>
           <w:i/>
         </w:rPr>
-        <w:t xml:space="preserve"> many blessings, may I be a better servant</w:t>
-      </w:r>
-      <w:r>
-        <w:rPr>
-          <w:rFonts w:cs="Arial"/>
-          <w:i/>
-        </w:rPr>
-        <w:t xml:space="preserve"> and steward</w:t>
-      </w:r>
-      <w:r>
-        <w:rPr>
-          <w:rFonts w:cs="Arial"/>
-          <w:i/>
-        </w:rPr>
         <w:t>.</w:t>
       </w:r>
     </w:p>
     <w:bookmarkEnd w:id="0"/>
-    <w:bookmarkEnd w:id="1"/>
+    <w:bookmarkEnd w:id="2"/>
     <w:p>
       <w:pPr>
         <w:jc w:val="both"/>
@@ -12411,39 +12146,7 @@
           <w:i/>
           <w:iCs/>
         </w:rPr>
-        <w:t xml:space="preserve">Special thanks to my friend Walter </w:t>
-      </w:r>
-      <w:proofErr w:type="gramStart"/>
-      <w:r>
-        <w:rPr>
-          <w:i/>
-          <w:iCs/>
-        </w:rPr>
-        <w:t>Varda</w:t>
-      </w:r>
-      <w:proofErr w:type="gramEnd"/>
-      <w:r>
-        <w:rPr>
-          <w:i/>
-          <w:iCs/>
-        </w:rPr>
-        <w:t xml:space="preserve"> an absolute Rock Star of analog engineering and an even better person.  His input in the earlier stages of the amplifier design process was most helpful to this project.  Thank </w:t>
-      </w:r>
-      <w:proofErr w:type="gramStart"/>
-      <w:r>
-        <w:rPr>
-          <w:i/>
-          <w:iCs/>
-        </w:rPr>
-        <w:t>you Walter</w:t>
-      </w:r>
-      <w:proofErr w:type="gramEnd"/>
-      <w:r>
-        <w:rPr>
-          <w:i/>
-          <w:iCs/>
-        </w:rPr>
-        <w:t xml:space="preserve">, you are one of the most generous people I have ever met in my life.    </w:t>
+        <w:t xml:space="preserve">Special thanks to my friend Walter Varda an absolute Rock Star of analog engineering and an even better person.  His input in the earlier stages of the amplifier design process was most helpful to this project.  Thank you Walter, you are one of the most generous people I have ever met in my life.    </w:t>
       </w:r>
     </w:p>
     <w:sectPr>
